--- a/phân tích.docx
+++ b/phân tích.docx
@@ -750,7 +750,7 @@
                 <w:szCs w:val="21"/>
                 <w:rtl w:val="0"/>
               </w:rPr>
-              <w:t xml:space="preserve">(–) Các Feature có liên quan đến nhau, cần phối hợp để hoàn thành luồng hủy chuyến</w:t>
+              <w:t xml:space="preserve">Các Feature có liên quan đến nhau, cần phối hợp để hoàn thành luồng hủy chuyến</w:t>
             </w:r>
           </w:p>
         </w:tc>
@@ -793,7 +793,7 @@
                 <w:szCs w:val="21"/>
                 <w:rtl w:val="0"/>
               </w:rPr>
-              <w:t xml:space="preserve">(+) Mỗi Feature gắn với một tình huống nghiệp vụ cụ thể, dễ xác định phạm vi xử lý</w:t>
+              <w:t xml:space="preserve">Mỗi Feature gắn với một tình huống nghiệp vụ cụ thể, dễ xác định phạm vi xử lý</w:t>
             </w:r>
           </w:p>
         </w:tc>
@@ -885,7 +885,7 @@
                 <w:szCs w:val="21"/>
                 <w:rtl w:val="0"/>
               </w:rPr>
-              <w:t xml:space="preserve">(+) Mỗi Feature tập trung vào một chức năng riêng nên dễ chia nhỏ thành User Story</w:t>
+              <w:t xml:space="preserve">Mỗi Feature tập trung vào một chức năng riêng nên dễ chia nhỏ thành User Story</w:t>
             </w:r>
           </w:p>
         </w:tc>
@@ -928,7 +928,7 @@
                 <w:szCs w:val="21"/>
                 <w:rtl w:val="0"/>
               </w:rPr>
-              <w:t xml:space="preserve">(–) Có nhiều tình huống và quy tắc cần kiểm thử, đặc biệt là trường hợp hủy đồng thời</w:t>
+              <w:t xml:space="preserve">Có nhiều tình huống và quy tắc cần kiểm thử, đặc biệt là trường hợp hủy đồng thời</w:t>
             </w:r>
           </w:p>
         </w:tc>
@@ -1020,7 +1020,7 @@
                 <w:szCs w:val="21"/>
                 <w:rtl w:val="0"/>
               </w:rPr>
-              <w:t xml:space="preserve">(–) Một chức năng riêng lẻ có thể chưa mang lại giá trị hoàn chỉnh cho người dùng</w:t>
+              <w:t xml:space="preserve">Một chức năng riêng lẻ có thể chưa mang lại giá trị hoàn chỉnh cho người dùng</w:t>
             </w:r>
           </w:p>
         </w:tc>
@@ -1063,7 +1063,7 @@
                 <w:szCs w:val="21"/>
                 <w:rtl w:val="0"/>
               </w:rPr>
-              <w:t xml:space="preserve">(+) Mỗi luồng nghiệp vụ hướng đến giải quyết một tình huống thực tế của khách hàng và tài xế</w:t>
+              <w:t xml:space="preserve">Mỗi luồng nghiệp vụ hướng đến giải quyết một tình huống thực tế của khách hàng và tài xế</w:t>
             </w:r>
           </w:p>
         </w:tc>
